--- a/docs/mm/word/MM02.docx
+++ b/docs/mm/word/MM02.docx
@@ -10,7 +10,10 @@
         <w:t>MM [</w:t>
       </w:r>
       <w:r>
-        <w:t>01</w:t>
+        <w:t>0</w:t>
+      </w:r>
+      <w:r>
+        <w:t>2</w:t>
       </w:r>
       <w:r>
         <w:t xml:space="preserve">] - </w:t>
@@ -436,13 +439,7 @@
         </w:numPr>
       </w:pPr>
       <w:r>
-        <w:t xml:space="preserve">Respuesta corta </w:t>
-      </w:r>
-      <w:r>
-        <w:t>auto corregible</w:t>
-      </w:r>
-      <w:r>
-        <w:t>.</w:t>
+        <w:t>Respuesta corta auto corregible.</w:t>
       </w:r>
     </w:p>
     <w:p>
@@ -466,13 +463,7 @@
         </w:numPr>
       </w:pPr>
       <w:r>
-        <w:t xml:space="preserve">Se acuerda que no es necesario incorporar un motor </w:t>
-      </w:r>
-      <w:r>
-        <w:t>matemático</w:t>
-      </w:r>
-      <w:r>
-        <w:t xml:space="preserve"> avanzado.</w:t>
+        <w:t>Se acuerda que no es necesario incorporar un motor matemático avanzado.</w:t>
       </w:r>
     </w:p>
     <w:p>
@@ -645,8 +636,16 @@
           <w:ilvl w:val="0"/>
           <w:numId w:val="26"/>
         </w:numPr>
-      </w:pPr>
-      <w:r>
+        <w:rPr>
+          <w:sz w:val="22"/>
+          <w:szCs w:val="28"/>
+        </w:rPr>
+      </w:pPr>
+      <w:r>
+        <w:rPr>
+          <w:sz w:val="22"/>
+          <w:szCs w:val="28"/>
+        </w:rPr>
         <w:t>Redactar y subir la MM02.</w:t>
       </w:r>
     </w:p>
@@ -657,16 +656,32 @@
           <w:ilvl w:val="0"/>
           <w:numId w:val="26"/>
         </w:numPr>
-      </w:pPr>
-      <w:r>
+        <w:rPr>
+          <w:sz w:val="22"/>
+          <w:szCs w:val="28"/>
+        </w:rPr>
+      </w:pPr>
+      <w:r>
+        <w:rPr>
+          <w:sz w:val="22"/>
+          <w:szCs w:val="28"/>
+        </w:rPr>
         <w:t>Actualizar el documento de planificación para sustituir las referencias a "Scrum" por "basado en Scrum" o "Scrum-</w:t>
       </w:r>
       <w:proofErr w:type="spellStart"/>
       <w:r>
+        <w:rPr>
+          <w:sz w:val="22"/>
+          <w:szCs w:val="28"/>
+        </w:rPr>
         <w:t>inspired</w:t>
       </w:r>
       <w:proofErr w:type="spellEnd"/>
       <w:r>
+        <w:rPr>
+          <w:sz w:val="22"/>
+          <w:szCs w:val="28"/>
+        </w:rPr>
         <w:t>" donde corresponda.</w:t>
       </w:r>
     </w:p>
@@ -677,16 +692,32 @@
           <w:ilvl w:val="0"/>
           <w:numId w:val="26"/>
         </w:numPr>
-      </w:pPr>
-      <w:r>
+        <w:rPr>
+          <w:sz w:val="22"/>
+          <w:szCs w:val="28"/>
+        </w:rPr>
+      </w:pPr>
+      <w:r>
+        <w:rPr>
+          <w:sz w:val="22"/>
+          <w:szCs w:val="28"/>
+        </w:rPr>
         <w:t xml:space="preserve">Actualizar el estado de los </w:t>
       </w:r>
       <w:proofErr w:type="spellStart"/>
       <w:r>
+        <w:rPr>
+          <w:sz w:val="22"/>
+          <w:szCs w:val="28"/>
+        </w:rPr>
         <w:t>ADRs</w:t>
       </w:r>
       <w:proofErr w:type="spellEnd"/>
       <w:r>
+        <w:rPr>
+          <w:sz w:val="22"/>
+          <w:szCs w:val="28"/>
+        </w:rPr>
         <w:t xml:space="preserve"> validados.</w:t>
       </w:r>
     </w:p>
@@ -697,8 +728,16 @@
           <w:ilvl w:val="0"/>
           <w:numId w:val="26"/>
         </w:numPr>
-      </w:pPr>
-      <w:r>
+        <w:rPr>
+          <w:sz w:val="22"/>
+          <w:szCs w:val="28"/>
+        </w:rPr>
+      </w:pPr>
+      <w:r>
+        <w:rPr>
+          <w:sz w:val="22"/>
+          <w:szCs w:val="28"/>
+        </w:rPr>
         <w:t>Reflejar en la documentación, solo donde aporte valor, las decisiones tomadas sobre tipos de pregunta, notación matemática, roles y acceso.</w:t>
       </w:r>
     </w:p>
@@ -709,8 +748,16 @@
           <w:ilvl w:val="0"/>
           <w:numId w:val="26"/>
         </w:numPr>
-      </w:pPr>
-      <w:r>
+        <w:rPr>
+          <w:sz w:val="22"/>
+          <w:szCs w:val="28"/>
+        </w:rPr>
+      </w:pPr>
+      <w:r>
+        <w:rPr>
+          <w:sz w:val="22"/>
+          <w:szCs w:val="28"/>
+        </w:rPr>
         <w:t>Comenzar el Sprint 1 con la preparación de la estructura final del repositorio y el arranque del esqueleto base de la aplicación.</w:t>
       </w:r>
     </w:p>
@@ -5458,6 +5505,7 @@
   <w:style w:type="character" w:default="1" w:styleId="Fuentedeprrafopredeter">
     <w:name w:val="Default Paragraph Font"/>
     <w:uiPriority w:val="1"/>
+    <w:semiHidden/>
     <w:unhideWhenUsed/>
   </w:style>
   <w:style w:type="table" w:default="1" w:styleId="Tablanormal">
